--- a/工作日志-HY.docx
+++ b/工作日志-HY.docx
@@ -172,18 +172,16 @@
           <w:lang w:val="en-US" w:eastAsia="zh-CN"/>
         </w:rPr>
         <w:tab/>
+      </w:r>
+      <w:r>
+        <w:rPr>
+          <w:rFonts w:hint="eastAsia"/>
+          <w:lang w:val="en-US" w:eastAsia="zh-CN"/>
+        </w:rPr>
         <w:t>功能</w:t>
       </w:r>
-      <w:bookmarkStart w:id="0" w:name="_GoBack"/>
-      <w:bookmarkEnd w:id="0"/>
-    </w:p>
-    <w:p>
-      <w:pPr>
-        <w:rPr>
-          <w:rFonts w:hint="default"/>
-          <w:lang w:val="en-US" w:eastAsia="zh-CN"/>
-        </w:rPr>
-      </w:pPr>
+    </w:p>
+    <w:p>
       <w:r>
         <w:drawing>
           <wp:inline distT="0" distB="0" distL="114300" distR="114300">
@@ -227,6 +225,326 @@
           </wp:inline>
         </w:drawing>
       </w:r>
+    </w:p>
+    <w:p/>
+    <w:p/>
+    <w:p/>
+    <w:p/>
+    <w:p>
+      <w:r>
+        <w:br w:type="page"/>
+      </w:r>
+    </w:p>
+    <w:p>
+      <w:pPr>
+        <w:rPr>
+          <w:rFonts w:hint="eastAsia" w:eastAsiaTheme="minorEastAsia"/>
+          <w:lang w:val="en-US" w:eastAsia="zh-CN"/>
+        </w:rPr>
+      </w:pPr>
+      <w:r>
+        <w:rPr>
+          <w:rFonts w:hint="eastAsia"/>
+          <w:lang w:val="en-US" w:eastAsia="zh-CN"/>
+        </w:rPr>
+        <w:t>修改</w:t>
+      </w:r>
+    </w:p>
+    <w:p>
+      <w:pPr>
+        <w:rPr>
+          <w:rFonts w:hint="default"/>
+          <w:lang w:val="en-US" w:eastAsia="zh-CN"/>
+        </w:rPr>
+      </w:pPr>
+      <w:r>
+        <w:rPr>
+          <w:rFonts w:hint="default"/>
+          <w:lang w:val="en-US" w:eastAsia="zh-CN"/>
+        </w:rPr>
+        <w:t>1.1 年龄：年龄下限改为 18 岁，不再设置原来的年龄上限。页面输入框限制和提交前校验同时修改，避免仅靠输入框限制而被绕过；</w:t>
+      </w:r>
+    </w:p>
+    <w:p>
+      <w:pPr>
+        <w:rPr>
+          <w:rFonts w:hint="default"/>
+          <w:lang w:val="en-US" w:eastAsia="zh-CN"/>
+        </w:rPr>
+      </w:pPr>
+      <w:r>
+        <w:rPr>
+          <w:rFonts w:hint="default"/>
+          <w:lang w:val="en-US" w:eastAsia="zh-CN"/>
+        </w:rPr>
+        <w:t>1.2 删除不需要的字段和提示；</w:t>
+      </w:r>
+    </w:p>
+    <w:p>
+      <w:pPr>
+        <w:rPr>
+          <w:rFonts w:hint="default"/>
+          <w:lang w:val="en-US" w:eastAsia="zh-CN"/>
+        </w:rPr>
+      </w:pPr>
+      <w:r>
+        <w:rPr>
+          <w:rFonts w:hint="default"/>
+          <w:lang w:val="en-US" w:eastAsia="zh-CN"/>
+        </w:rPr>
+        <w:t>1.3 病变支数与干预血管：增加校验：干预血管数量不能超过病变支数。例如，选择“单支病变”时，不能再同时选择前降支和右冠两条干预血管。</w:t>
+      </w:r>
+    </w:p>
+    <w:p>
+      <w:pPr>
+        <w:rPr>
+          <w:rFonts w:hint="default"/>
+          <w:lang w:val="en-US" w:eastAsia="zh-CN"/>
+        </w:rPr>
+      </w:pPr>
+      <w:r>
+        <w:rPr>
+          <w:rFonts w:hint="default"/>
+          <w:lang w:val="en-US" w:eastAsia="zh-CN"/>
+        </w:rPr>
+        <w:t>干预方式显示顺序改为：药物洗脱支架、药物球囊、可吸收支架。</w:t>
+      </w:r>
+    </w:p>
+    <w:p>
+      <w:pPr>
+        <w:rPr>
+          <w:rFonts w:hint="default"/>
+          <w:lang w:val="en-US" w:eastAsia="zh-CN"/>
+        </w:rPr>
+      </w:pPr>
+      <w:r>
+        <w:rPr>
+          <w:rFonts w:hint="default"/>
+          <w:lang w:val="en-US" w:eastAsia="zh-CN"/>
+        </w:rPr>
+        <w:t>2. 合并症与既往史</w:t>
+      </w:r>
+    </w:p>
+    <w:p>
+      <w:pPr>
+        <w:rPr>
+          <w:rFonts w:hint="default"/>
+          <w:lang w:val="en-US" w:eastAsia="zh-CN"/>
+        </w:rPr>
+      </w:pPr>
+      <w:r>
+        <w:rPr>
+          <w:rFonts w:hint="default"/>
+          <w:lang w:val="en-US" w:eastAsia="zh-CN"/>
+        </w:rPr>
+        <w:t>2.1 高血压：增加当前收缩压、当前舒张压，单位为 mmHg。</w:t>
+      </w:r>
+    </w:p>
+    <w:p>
+      <w:pPr>
+        <w:rPr>
+          <w:rFonts w:hint="default"/>
+          <w:lang w:val="en-US" w:eastAsia="zh-CN"/>
+        </w:rPr>
+      </w:pPr>
+      <w:r>
+        <w:rPr>
+          <w:rFonts w:hint="default"/>
+          <w:lang w:val="en-US" w:eastAsia="zh-CN"/>
+        </w:rPr>
+        <w:t>后台可根据数值生成 `bp_high`，供血压相关规则使用。删除原稿点名删除的解释性提示。</w:t>
+      </w:r>
+    </w:p>
+    <w:p>
+      <w:pPr>
+        <w:rPr>
+          <w:rFonts w:hint="default"/>
+          <w:lang w:val="en-US" w:eastAsia="zh-CN"/>
+        </w:rPr>
+      </w:pPr>
+      <w:r>
+        <w:rPr>
+          <w:rFonts w:hint="default"/>
+          <w:lang w:val="en-US" w:eastAsia="zh-CN"/>
+        </w:rPr>
+        <w:t>2.2 心力衰竭</w:t>
+      </w:r>
+    </w:p>
+    <w:p>
+      <w:pPr>
+        <w:rPr>
+          <w:rFonts w:hint="default"/>
+          <w:lang w:val="en-US" w:eastAsia="zh-CN"/>
+        </w:rPr>
+      </w:pPr>
+      <w:r>
+        <w:rPr>
+          <w:rFonts w:hint="default"/>
+          <w:lang w:val="en-US" w:eastAsia="zh-CN"/>
+        </w:rPr>
+        <w:t>页面不再让人选择心衰分型，只填写 EF 值。</w:t>
+      </w:r>
+    </w:p>
+    <w:p>
+      <w:pPr>
+        <w:rPr>
+          <w:rFonts w:hint="default"/>
+          <w:lang w:val="en-US" w:eastAsia="zh-CN"/>
+        </w:rPr>
+      </w:pPr>
+      <w:r>
+        <w:rPr>
+          <w:rFonts w:hint="default"/>
+          <w:lang w:val="en-US" w:eastAsia="zh-CN"/>
+        </w:rPr>
+        <w:t>2.3 其他合并症</w:t>
+      </w:r>
+    </w:p>
+    <w:p>
+      <w:pPr>
+        <w:rPr>
+          <w:rFonts w:hint="default"/>
+          <w:lang w:val="en-US" w:eastAsia="zh-CN"/>
+        </w:rPr>
+      </w:pPr>
+      <w:r>
+        <w:rPr>
+          <w:rFonts w:hint="default"/>
+          <w:lang w:val="en-US" w:eastAsia="zh-CN"/>
+        </w:rPr>
+        <w:t>高脂血症下的选项改为“未服药、达标、未达标”。</w:t>
+      </w:r>
+    </w:p>
+    <w:p>
+      <w:pPr>
+        <w:rPr>
+          <w:rFonts w:hint="default"/>
+          <w:lang w:val="en-US" w:eastAsia="zh-CN"/>
+        </w:rPr>
+      </w:pPr>
+      <w:r>
+        <w:rPr>
+          <w:rFonts w:hint="default"/>
+          <w:lang w:val="en-US" w:eastAsia="zh-CN"/>
+        </w:rPr>
+        <w:t>肝功能异常程度改为轻度、中度、重度。</w:t>
+      </w:r>
+    </w:p>
+    <w:p>
+      <w:pPr>
+        <w:rPr>
+          <w:rFonts w:hint="default"/>
+          <w:lang w:val="en-US" w:eastAsia="zh-CN"/>
+        </w:rPr>
+      </w:pPr>
+      <w:r>
+        <w:rPr>
+          <w:rFonts w:hint="default"/>
+          <w:lang w:val="en-US" w:eastAsia="zh-CN"/>
+        </w:rPr>
+        <w:t>“慢性肾脏病”使用 1～5 期。</w:t>
+      </w:r>
+    </w:p>
+    <w:p>
+      <w:pPr>
+        <w:rPr>
+          <w:rFonts w:hint="default"/>
+          <w:lang w:val="en-US" w:eastAsia="zh-CN"/>
+        </w:rPr>
+      </w:pPr>
+      <w:r>
+        <w:rPr>
+          <w:rFonts w:hint="default"/>
+          <w:lang w:val="en-US" w:eastAsia="zh-CN"/>
+        </w:rPr>
+        <w:t>既往心肌梗死、既往脑梗死改为日期选择，并显示距今年月。</w:t>
+      </w:r>
+    </w:p>
+    <w:p>
+      <w:pPr>
+        <w:rPr>
+          <w:rFonts w:hint="default"/>
+          <w:lang w:val="en-US" w:eastAsia="zh-CN"/>
+        </w:rPr>
+      </w:pPr>
+      <w:r>
+        <w:rPr>
+          <w:rFonts w:hint="default"/>
+          <w:lang w:val="en-US" w:eastAsia="zh-CN"/>
+        </w:rPr>
+        <w:t>调整颅内出血史的位置。</w:t>
+      </w:r>
+    </w:p>
+    <w:p>
+      <w:pPr>
+        <w:rPr>
+          <w:rFonts w:hint="default"/>
+          <w:lang w:val="en-US" w:eastAsia="zh-CN"/>
+        </w:rPr>
+      </w:pPr>
+      <w:r>
+        <w:rPr>
+          <w:rFonts w:hint="default"/>
+          <w:lang w:val="en-US" w:eastAsia="zh-CN"/>
+        </w:rPr>
+        <w:t>删除痛风独立开关；痛风仍可填写在“其他合并症和既往史”中。</w:t>
+      </w:r>
+    </w:p>
+    <w:p>
+      <w:pPr>
+        <w:rPr>
+          <w:rFonts w:hint="default"/>
+          <w:lang w:val="en-US" w:eastAsia="zh-CN"/>
+        </w:rPr>
+      </w:pPr>
+      <w:r>
+        <w:rPr>
+          <w:rFonts w:hint="default"/>
+          <w:lang w:val="en-US" w:eastAsia="zh-CN"/>
+        </w:rPr>
+        <w:t>“其他合并症和既往史”的输入提示改为心脏瓣膜病、心律失常、痛风、甲状腺功能异常、肿瘤等示例。</w:t>
+      </w:r>
+    </w:p>
+    <w:p>
+      <w:pPr>
+        <w:rPr>
+          <w:rFonts w:hint="default"/>
+          <w:lang w:val="en-US" w:eastAsia="zh-CN"/>
+        </w:rPr>
+      </w:pPr>
+      <w:r>
+        <w:rPr>
+          <w:rFonts w:hint="default"/>
+          <w:lang w:val="en-US" w:eastAsia="zh-CN"/>
+        </w:rPr>
+        <w:t>等等等</w:t>
+      </w:r>
+    </w:p>
+    <w:p>
+      <w:pPr>
+        <w:rPr>
+          <w:rFonts w:hint="default"/>
+          <w:lang w:val="en-US" w:eastAsia="zh-CN"/>
+        </w:rPr>
+      </w:pPr>
+    </w:p>
+    <w:p>
+      <w:pPr>
+        <w:rPr>
+          <w:rFonts w:hint="default"/>
+          <w:lang w:val="en-US" w:eastAsia="zh-CN"/>
+        </w:rPr>
+      </w:pPr>
+    </w:p>
+    <w:p>
+      <w:pPr>
+        <w:rPr>
+          <w:rFonts w:hint="default"/>
+          <w:lang w:val="en-US" w:eastAsia="zh-CN"/>
+        </w:rPr>
+      </w:pPr>
+      <w:bookmarkStart w:id="0" w:name="_GoBack"/>
+      <w:bookmarkEnd w:id="0"/>
     </w:p>
     <w:sectPr>
       <w:pgSz w:w="11906" w:h="16838"/>
@@ -810,6 +1128,7 @@
     <w:name w:val="标题 1 字符"/>
     <w:basedOn w:val="14"/>
     <w:link w:val="2"/>
+    <w:qFormat/>
     <w:uiPriority w:val="9"/>
     <w:rPr>
       <w:rFonts w:asciiTheme="majorHAnsi" w:hAnsiTheme="majorHAnsi" w:eastAsiaTheme="majorEastAsia" w:cstheme="majorBidi"/>
@@ -823,6 +1142,7 @@
     <w:basedOn w:val="14"/>
     <w:link w:val="3"/>
     <w:semiHidden/>
+    <w:qFormat/>
     <w:uiPriority w:val="9"/>
     <w:rPr>
       <w:rFonts w:asciiTheme="majorHAnsi" w:hAnsiTheme="majorHAnsi" w:eastAsiaTheme="majorEastAsia" w:cstheme="majorBidi"/>
@@ -849,6 +1169,7 @@
     <w:basedOn w:val="14"/>
     <w:link w:val="5"/>
     <w:semiHidden/>
+    <w:qFormat/>
     <w:uiPriority w:val="9"/>
     <w:rPr>
       <w:rFonts w:cstheme="majorBidi"/>
@@ -862,6 +1183,7 @@
     <w:basedOn w:val="14"/>
     <w:link w:val="6"/>
     <w:semiHidden/>
+    <w:qFormat/>
     <w:uiPriority w:val="9"/>
     <w:rPr>
       <w:rFonts w:cstheme="majorBidi"/>
@@ -888,6 +1210,7 @@
     <w:basedOn w:val="14"/>
     <w:link w:val="8"/>
     <w:semiHidden/>
+    <w:qFormat/>
     <w:uiPriority w:val="9"/>
     <w:rPr>
       <w:rFonts w:cstheme="majorBidi"/>
@@ -928,6 +1251,7 @@
     <w:basedOn w:val="14"/>
     <w:link w:val="10"/>
     <w:semiHidden/>
+    <w:qFormat/>
     <w:uiPriority w:val="9"/>
     <w:rPr>
       <w:rFonts w:eastAsiaTheme="majorEastAsia" w:cstheme="majorBidi"/>
@@ -946,6 +1270,7 @@
     <w:name w:val="标题 字符"/>
     <w:basedOn w:val="14"/>
     <w:link w:val="12"/>
+    <w:qFormat/>
     <w:uiPriority w:val="10"/>
     <w:rPr>
       <w:rFonts w:asciiTheme="majorHAnsi" w:hAnsiTheme="majorHAnsi" w:eastAsiaTheme="majorEastAsia" w:cstheme="majorBidi"/>
@@ -959,6 +1284,7 @@
     <w:name w:val="副标题 字符"/>
     <w:basedOn w:val="14"/>
     <w:link w:val="11"/>
+    <w:qFormat/>
     <w:uiPriority w:val="11"/>
     <w:rPr>
       <w:rFonts w:asciiTheme="majorHAnsi" w:hAnsiTheme="majorHAnsi" w:eastAsiaTheme="majorEastAsia" w:cstheme="majorBidi"/>
@@ -1005,6 +1331,7 @@
     <w:name w:val="引用 字符"/>
     <w:basedOn w:val="14"/>
     <w:link w:val="27"/>
+    <w:qFormat/>
     <w:uiPriority w:val="29"/>
     <w:rPr>
       <w:i/>
